--- a/technical-annexes.docx
+++ b/technical-annexes.docx
@@ -191,7 +191,6 @@
     <w:p>
       <w:r>
         <w:t>The release contains public papers, illustrations and a narrow educational example. It contains no private conversations, operational prompt archive, provider credentials, production memory database or licensed vendor package. This boundary makes the argument inspectable without presenting the author's private system as an independently reproduced experimental artifact.</w:t>
-        <w:br/>
       </w:r>
     </w:p>
     <w:sectPr>
